--- a/entregaveis/TCC_Ricardo_Calheiros_Versao_Narrativa.docx
+++ b/entregaveis/TCC_Ricardo_Calheiros_Versao_Narrativa.docx
@@ -592,7 +592,7 @@
     </w:p>
     <w:p>
       <w:r>
-        <w:t>Por fim, a diferença vem diminuindo de forma estatisticamente mensurável, mas devagar: no ritmo da década, fechá-la levaria cerca de 76 anos.</w:t>
+        <w:t>Por fim, a diferença diminuiu, mas de uma vez só: ficou estável até 2019, caiu em 2020 (de 7% para 5,9%, entre pessoas do mesmo bairro) e não voltou ao nível anterior (5,2% em 2025). Não há um ritmo que permita dizer quando ela se fecha sozinha.</w:t>
       </w:r>
     </w:p>
     <w:p>
